--- a/Problem Statement.docx
+++ b/Problem Statement.docx
@@ -190,6 +190,7 @@
         </w:rPr>
         <w:t xml:space="preserve"> and answers the five questions in </w:t>
       </w:r>
+      <w:proofErr w:type="spellStart"/>
       <w:r>
         <w:rPr>
           <w:rFonts w:ascii="Courier New" w:eastAsia="Courier New" w:hAnsi="Courier New" w:cs="Courier New"/>
@@ -197,6 +198,7 @@
         </w:rPr>
         <w:t>questions.json</w:t>
       </w:r>
+      <w:proofErr w:type="spellEnd"/>
       <w:r>
         <w:rPr>
           <w:color w:val="111111"/>
@@ -307,6 +309,7 @@
         </w:rPr>
         <w:t xml:space="preserve">What the record says about progress for the patients specified in </w:t>
       </w:r>
+      <w:proofErr w:type="spellStart"/>
       <w:r>
         <w:rPr>
           <w:rFonts w:ascii="Courier New" w:eastAsia="Courier New" w:hAnsi="Courier New" w:cs="Courier New"/>
@@ -314,6 +317,7 @@
         </w:rPr>
         <w:t>questions.json</w:t>
       </w:r>
+      <w:proofErr w:type="spellEnd"/>
       <w:r>
         <w:rPr>
           <w:color w:val="111111"/>
@@ -431,6 +435,7 @@
           <w:color w:val="111111"/>
         </w:rPr>
       </w:pPr>
+      <w:proofErr w:type="gramStart"/>
       <w:r>
         <w:rPr>
           <w:b/>
@@ -439,6 +444,7 @@
         </w:rPr>
         <w:t>Measure performance on the supplied documents.</w:t>
       </w:r>
+      <w:proofErr w:type="gramEnd"/>
       <w:r>
         <w:rPr>
           <w:color w:val="111111"/>
@@ -537,7 +543,21 @@
         <w:rPr>
           <w:color w:val="111111"/>
         </w:rPr>
-        <w:t xml:space="preserve"> with a ZIP file or link to a Github repository containing:</w:t>
+        <w:t xml:space="preserve"> with a ZIP file or link to a </w:t>
+      </w:r>
+      <w:proofErr w:type="spellStart"/>
+      <w:r>
+        <w:rPr>
+          <w:color w:val="111111"/>
+        </w:rPr>
+        <w:t>Github</w:t>
+      </w:r>
+      <w:proofErr w:type="spellEnd"/>
+      <w:r>
+        <w:rPr>
+          <w:color w:val="111111"/>
+        </w:rPr>
+        <w:t xml:space="preserve"> repository containing:</w:t>
       </w:r>
     </w:p>
     <w:p>
@@ -552,11 +572,19 @@
           <w:color w:val="111111"/>
         </w:rPr>
       </w:pPr>
-      <w:r>
-        <w:rPr>
-          <w:color w:val="111111"/>
-        </w:rPr>
-        <w:t>Runnable code and setup instructions, includi</w:t>
+      <w:proofErr w:type="spellStart"/>
+      <w:r>
+        <w:rPr>
+          <w:color w:val="111111"/>
+        </w:rPr>
+        <w:t>Runnable</w:t>
+      </w:r>
+      <w:proofErr w:type="spellEnd"/>
+      <w:r>
+        <w:rPr>
+          <w:color w:val="111111"/>
+        </w:rPr>
+        <w:t xml:space="preserve"> code and setup instructions, includi</w:t>
       </w:r>
       <w:r>
         <w:rPr>
@@ -639,8 +667,16 @@
         <w:rPr>
           <w:color w:val="111111"/>
         </w:rPr>
-        <w:t xml:space="preserve"> or answers. Document incomplete work and tradeoffs.</w:t>
-      </w:r>
+        <w:t xml:space="preserve"> or answers. </w:t>
+      </w:r>
+      <w:proofErr w:type="gramStart"/>
+      <w:r>
+        <w:rPr>
+          <w:color w:val="111111"/>
+        </w:rPr>
+        <w:t>Document incomplete work and tradeoffs.</w:t>
+      </w:r>
+      <w:proofErr w:type="gramEnd"/>
       <w:r>
         <w:br w:type="page"/>
       </w:r>
@@ -648,6 +684,9 @@
     <w:p>
       <w:pPr>
         <w:pStyle w:val="normal0"/>
+        <w:tabs>
+          <w:tab w:val="center" w:pos="5400"/>
+        </w:tabs>
         <w:spacing w:before="240" w:after="240"/>
         <w:rPr>
           <w:rFonts w:ascii="Inter Medium" w:eastAsia="Inter Medium" w:hAnsi="Inter Medium" w:cs="Inter Medium"/>
@@ -662,26 +701,39 @@
         <w:lastRenderedPageBreak/>
         <w:t>4. Evaluation Criteria</w:t>
       </w:r>
-    </w:p>
-    <w:p>
-      <w:pPr>
-        <w:pStyle w:val="normal0"/>
-        <w:spacing w:before="240" w:after="240"/>
-        <w:rPr>
-          <w:color w:val="111111"/>
-        </w:rPr>
-      </w:pPr>
-      <w:r>
-        <w:rPr>
-          <w:color w:val="111111"/>
+      <w:r>
+        <w:rPr>
+          <w:rFonts w:ascii="Inter Medium" w:eastAsia="Inter Medium" w:hAnsi="Inter Medium" w:cs="Inter Medium"/>
+          <w:color w:val="111111"/>
+        </w:rPr>
+        <w:tab/>
+      </w:r>
+    </w:p>
+    <w:p>
+      <w:pPr>
+        <w:pStyle w:val="normal0"/>
+        <w:spacing w:before="240" w:after="240"/>
+        <w:rPr>
+          <w:color w:val="111111"/>
+        </w:rPr>
+      </w:pPr>
+      <w:r>
+        <w:rPr>
+          <w:color w:val="FF0000"/>
         </w:rPr>
         <w:t>Once you send a submission, we will schedule a follow-up 30-minute system design call. In this session, we will review your abstraction, follow a few conclusions back to their sou</w:t>
       </w:r>
       <w:r>
         <w:rPr>
-          <w:color w:val="111111"/>
-        </w:rPr>
-        <w:t>rces, and run related questions and additional documents through your submitted code. We will evaluate completeness, accuracy, reproducible calculations, evidence quality, handling of uncertainty, performance on follow-up questions, and research judgment.</w:t>
+          <w:color w:val="FF0000"/>
+        </w:rPr>
+        <w:t>rces, and run related questions and additional documents through your submitted code.</w:t>
+      </w:r>
+      <w:r>
+        <w:rPr>
+          <w:color w:val="111111"/>
+        </w:rPr>
+        <w:t xml:space="preserve"> We will evaluate completeness, accuracy, reproducible calculations, evidence quality, handling of uncertainty, performance on follow-up questions, and research judgment.</w:t>
       </w:r>
     </w:p>
     <w:p>
@@ -812,13 +864,25 @@
         <w:rPr>
           <w:color w:val="111111"/>
         </w:rPr>
-        <w:t>We recommend thinking beyond a standard vector-search-and-answer pipeline. Pay close attention to what the questions require: reconciling evidence across documents, calculating quantities over time, and dis</w:t>
-      </w:r>
-      <w:r>
-        <w:rPr>
-          <w:color w:val="111111"/>
-        </w:rPr>
-        <w:t>tinguishing established conclusions from uncertainty. Retrieval may be useful, but consider what representation of the record would make these answers reliable, auditable, and straightforward to extend. We do not require a particular architecture.</w:t>
+        <w:t>We recommend thinking beyond a standard vector-search-and-answer pipeline</w:t>
+      </w:r>
+      <w:r>
+        <w:rPr>
+          <w:color w:val="FF0000"/>
+        </w:rPr>
+        <w:t>. Pay close attention to what the questions require: reconciling evidence across documents, calculating quantities over time, and dis</w:t>
+      </w:r>
+      <w:r>
+        <w:rPr>
+          <w:color w:val="FF0000"/>
+        </w:rPr>
+        <w:t xml:space="preserve">tinguishing established conclusions from uncertainty. </w:t>
+      </w:r>
+      <w:r>
+        <w:rPr>
+          <w:color w:val="111111"/>
+        </w:rPr>
+        <w:t>Retrieval may be useful, but consider what representation of the record would make these answers reliable, auditable, and straightforward to extend. We do not require a particular architecture.</w:t>
       </w:r>
     </w:p>
     <w:p>
@@ -856,15 +920,35 @@
           <w:color w:val="111111"/>
         </w:rPr>
       </w:pPr>
-      <w:r>
-        <w:rPr>
-          <w:color w:val="111111"/>
-        </w:rPr>
-        <w:t>An organized representation of the patient’s course of care that your system derives from the documents and uses to answer questions. Its format and level of detail are up to you. We should be able to inspect it, under</w:t>
-      </w:r>
-      <w:r>
-        <w:rPr>
-          <w:color w:val="111111"/>
+      <w:proofErr w:type="gramStart"/>
+      <w:r>
+        <w:rPr>
+          <w:color w:val="FF0000"/>
+        </w:rPr>
+        <w:t>An organized representation of the patient’s course of care that your system derives from the documents and uses to answer questions</w:t>
+      </w:r>
+      <w:r>
+        <w:rPr>
+          <w:color w:val="111111"/>
+        </w:rPr>
+        <w:t>.</w:t>
+      </w:r>
+      <w:proofErr w:type="gramEnd"/>
+      <w:r>
+        <w:rPr>
+          <w:color w:val="111111"/>
+        </w:rPr>
+        <w:t xml:space="preserve"> </w:t>
+      </w:r>
+      <w:r>
+        <w:rPr>
+          <w:color w:val="FF0000"/>
+        </w:rPr>
+        <w:t>Its format and level of detail are up to you. We should be able to inspect it, under</w:t>
+      </w:r>
+      <w:r>
+        <w:rPr>
+          <w:color w:val="FF0000"/>
         </w:rPr>
         <w:t>stand how it represents the relevant evidence, and trace its contents back to their sources.</w:t>
       </w:r>
@@ -900,7 +984,19 @@
         <w:rPr>
           <w:color w:val="111111"/>
         </w:rPr>
-        <w:t>Make the disagreement or gap explicit. If you resolve a conflict, explain the basis for that de</w:t>
+        <w:t xml:space="preserve">Make the </w:t>
+      </w:r>
+      <w:r>
+        <w:rPr>
+          <w:color w:val="FF0000"/>
+        </w:rPr>
+        <w:t>disagreement or gap explicit</w:t>
+      </w:r>
+      <w:r>
+        <w:rPr>
+          <w:color w:val="111111"/>
+        </w:rPr>
+        <w:t>. If you resolve a conflict, explain the basis for that de</w:t>
       </w:r>
       <w:r>
         <w:rPr>
@@ -1029,13 +1125,41 @@
         <w:rPr>
           <w:color w:val="111111"/>
         </w:rPr>
-        <w:t>Keep the work within the 2-5-hour scope. A command-line interface or runnable notebook is sufficient</w:t>
-      </w:r>
-      <w:r>
-        <w:rPr>
-          <w:color w:val="111111"/>
-        </w:rPr>
-        <w:t>; a UI is not required. Prioritize a working end-to-end implementation, inspectable outputs, and meaningful checks. Document any incomplete work, tradeoffs, and what you would investigate next.</w:t>
+        <w:t xml:space="preserve">Keep the work within the 2-5-hour scope. A command-line interface or </w:t>
+      </w:r>
+      <w:proofErr w:type="spellStart"/>
+      <w:r>
+        <w:rPr>
+          <w:color w:val="111111"/>
+        </w:rPr>
+        <w:t>runnable</w:t>
+      </w:r>
+      <w:proofErr w:type="spellEnd"/>
+      <w:r>
+        <w:rPr>
+          <w:color w:val="111111"/>
+        </w:rPr>
+        <w:t xml:space="preserve"> notebook is sufficient</w:t>
+      </w:r>
+      <w:r>
+        <w:rPr>
+          <w:color w:val="111111"/>
+        </w:rPr>
+        <w:t xml:space="preserve">; a UI is not required. Prioritize a working end-to-end implementation, </w:t>
+      </w:r>
+      <w:proofErr w:type="spellStart"/>
+      <w:r>
+        <w:rPr>
+          <w:color w:val="111111"/>
+        </w:rPr>
+        <w:t>inspectable</w:t>
+      </w:r>
+      <w:proofErr w:type="spellEnd"/>
+      <w:r>
+        <w:rPr>
+          <w:color w:val="111111"/>
+        </w:rPr>
+        <w:t xml:space="preserve"> outputs, and meaningful checks. Document any incomplete work, tradeoffs, and what you would investigate next.</w:t>
       </w:r>
     </w:p>
     <w:p>
